--- a/public/templates/TemplateD.docx
+++ b/public/templates/TemplateD.docx
@@ -284,7 +284,23 @@
                 <w:sz w:val="20"/>
                 <w:szCs w:val="20"/>
               </w:rPr>
-              <w:t>{/hasProgramCerts}</w:t>
+              <w:t>{/</w:t>
+            </w:r>
+            <w:proofErr w:type="spellStart"/>
+            <w:r>
+              <w:rPr>
+                <w:sz w:val="20"/>
+                <w:szCs w:val="20"/>
+              </w:rPr>
+              <w:t>hasProgramCerts</w:t>
+            </w:r>
+            <w:proofErr w:type="spellEnd"/>
+            <w:r>
+              <w:rPr>
+                <w:sz w:val="20"/>
+                <w:szCs w:val="20"/>
+              </w:rPr>
+              <w:t>}</w:t>
             </w:r>
           </w:p>
           <w:p>
@@ -518,7 +534,23 @@
                 <w:sz w:val="20"/>
                 <w:szCs w:val="20"/>
               </w:rPr>
-              <w:t>{/hasExtraSkills}</w:t>
+              <w:t>{/</w:t>
+            </w:r>
+            <w:proofErr w:type="spellStart"/>
+            <w:r>
+              <w:rPr>
+                <w:sz w:val="20"/>
+                <w:szCs w:val="20"/>
+              </w:rPr>
+              <w:t>hasExtraSkills</w:t>
+            </w:r>
+            <w:proofErr w:type="spellEnd"/>
+            <w:r>
+              <w:rPr>
+                <w:sz w:val="20"/>
+                <w:szCs w:val="20"/>
+              </w:rPr>
+              <w:t>}</w:t>
             </w:r>
           </w:p>
           <w:p>
@@ -893,7 +925,23 @@
                 <w:sz w:val="24"/>
                 <w:szCs w:val="24"/>
               </w:rPr>
-              <w:t>{programDescription}</w:t>
+              <w:t>{</w:t>
+            </w:r>
+            <w:proofErr w:type="spellStart"/>
+            <w:r>
+              <w:rPr>
+                <w:sz w:val="24"/>
+                <w:szCs w:val="24"/>
+              </w:rPr>
+              <w:t>programDescription</w:t>
+            </w:r>
+            <w:proofErr w:type="spellEnd"/>
+            <w:r>
+              <w:rPr>
+                <w:sz w:val="24"/>
+                <w:szCs w:val="24"/>
+              </w:rPr>
+              <w:t>}</w:t>
             </w:r>
           </w:p>
           <w:p>
@@ -941,7 +989,23 @@
                 <w:sz w:val="24"/>
                 <w:szCs w:val="24"/>
               </w:rPr>
-              <w:t>{programTools}</w:t>
+              <w:t>{</w:t>
+            </w:r>
+            <w:proofErr w:type="spellStart"/>
+            <w:r>
+              <w:rPr>
+                <w:sz w:val="24"/>
+                <w:szCs w:val="24"/>
+              </w:rPr>
+              <w:t>programTools</w:t>
+            </w:r>
+            <w:proofErr w:type="spellEnd"/>
+            <w:r>
+              <w:rPr>
+                <w:sz w:val="24"/>
+                <w:szCs w:val="24"/>
+              </w:rPr>
+              <w:t>}</w:t>
             </w:r>
           </w:p>
           <w:p>
@@ -1172,7 +1236,47 @@
                       <w:sz w:val="21"/>
                       <w:szCs w:val="21"/>
                     </w:rPr>
-                    <w:t>({employerCity}, {employerState})</w:t>
+                    <w:t>({</w:t>
+                  </w:r>
+                  <w:proofErr w:type="spellStart"/>
+                  <w:r>
+                    <w:rPr>
+                      <w:i/>
+                      <w:iCs/>
+                      <w:sz w:val="21"/>
+                      <w:szCs w:val="21"/>
+                    </w:rPr>
+                    <w:t>employerCity</w:t>
+                  </w:r>
+                  <w:proofErr w:type="spellEnd"/>
+                  <w:r>
+                    <w:rPr>
+                      <w:i/>
+                      <w:iCs/>
+                      <w:sz w:val="21"/>
+                      <w:szCs w:val="21"/>
+                    </w:rPr>
+                    <w:t>}, {</w:t>
+                  </w:r>
+                  <w:proofErr w:type="spellStart"/>
+                  <w:r>
+                    <w:rPr>
+                      <w:i/>
+                      <w:iCs/>
+                      <w:sz w:val="21"/>
+                      <w:szCs w:val="21"/>
+                    </w:rPr>
+                    <w:t>employerState</w:t>
+                  </w:r>
+                  <w:proofErr w:type="spellEnd"/>
+                  <w:r>
+                    <w:rPr>
+                      <w:i/>
+                      <w:iCs/>
+                      <w:sz w:val="21"/>
+                      <w:szCs w:val="21"/>
+                    </w:rPr>
+                    <w:t>})</w:t>
                   </w:r>
                 </w:p>
               </w:tc>
@@ -1311,22 +1415,58 @@
                 <w:sz w:val="21"/>
                 <w:szCs w:val="21"/>
               </w:rPr>
-              <w:t>{/workExperience}</w:t>
-            </w:r>
-          </w:p>
-          <w:p>
-            <w:pPr>
-              <w:rPr>
+              <w:t>{/</w:t>
+            </w:r>
+            <w:proofErr w:type="spellStart"/>
+            <w:r>
+              <w:rPr>
+                <w:i/>
+                <w:iCs/>
                 <w:sz w:val="21"/>
                 <w:szCs w:val="21"/>
               </w:rPr>
-            </w:pPr>
-            <w:r>
-              <w:rPr>
+              <w:t>workExperience</w:t>
+            </w:r>
+            <w:proofErr w:type="spellEnd"/>
+            <w:r>
+              <w:rPr>
+                <w:i/>
+                <w:iCs/>
                 <w:sz w:val="21"/>
                 <w:szCs w:val="21"/>
               </w:rPr>
-              <w:t>{/hasWorkExperience}</w:t>
+              <w:t>}</w:t>
+            </w:r>
+          </w:p>
+          <w:p>
+            <w:pPr>
+              <w:rPr>
+                <w:sz w:val="21"/>
+                <w:szCs w:val="21"/>
+              </w:rPr>
+            </w:pPr>
+            <w:r>
+              <w:rPr>
+                <w:sz w:val="21"/>
+                <w:szCs w:val="21"/>
+              </w:rPr>
+              <w:t>{/</w:t>
+            </w:r>
+            <w:proofErr w:type="spellStart"/>
+            <w:r>
+              <w:rPr>
+                <w:sz w:val="21"/>
+                <w:szCs w:val="21"/>
+              </w:rPr>
+              <w:t>hasWorkExperience</w:t>
+            </w:r>
+            <w:proofErr w:type="spellEnd"/>
+            <w:r>
+              <w:rPr>
+                <w:sz w:val="21"/>
+                <w:szCs w:val="21"/>
+              </w:rPr>
+              <w:t>}</w:t>
             </w:r>
           </w:p>
           <w:p>
@@ -1408,8 +1548,8 @@
               <w:tblLook w:val="04A0" w:firstRow="1" w:lastRow="0" w:firstColumn="1" w:lastColumn="0" w:noHBand="0" w:noVBand="1"/>
             </w:tblPr>
             <w:tblGrid>
-              <w:gridCol w:w="4714"/>
-              <w:gridCol w:w="3452"/>
+              <w:gridCol w:w="4713"/>
+              <w:gridCol w:w="3453"/>
             </w:tblGrid>
             <w:tr>
               <w:trPr>
@@ -1485,7 +1625,47 @@
                       <w:sz w:val="24"/>
                       <w:szCs w:val="24"/>
                     </w:rPr>
-                    <w:t>{eduCity}, {eduState}</w:t>
+                    <w:t>{</w:t>
+                  </w:r>
+                  <w:proofErr w:type="spellStart"/>
+                  <w:r>
+                    <w:rPr>
+                      <w:i/>
+                      <w:iCs/>
+                      <w:sz w:val="24"/>
+                      <w:szCs w:val="24"/>
+                    </w:rPr>
+                    <w:t>eduCity</w:t>
+                  </w:r>
+                  <w:proofErr w:type="spellEnd"/>
+                  <w:r>
+                    <w:rPr>
+                      <w:i/>
+                      <w:iCs/>
+                      <w:sz w:val="24"/>
+                      <w:szCs w:val="24"/>
+                    </w:rPr>
+                    <w:t>}, {</w:t>
+                  </w:r>
+                  <w:proofErr w:type="spellStart"/>
+                  <w:r>
+                    <w:rPr>
+                      <w:i/>
+                      <w:iCs/>
+                      <w:sz w:val="24"/>
+                      <w:szCs w:val="24"/>
+                    </w:rPr>
+                    <w:t>eduState</w:t>
+                  </w:r>
+                  <w:proofErr w:type="spellEnd"/>
+                  <w:r>
+                    <w:rPr>
+                      <w:i/>
+                      <w:iCs/>
+                      <w:sz w:val="24"/>
+                      <w:szCs w:val="24"/>
+                    </w:rPr>
+                    <w:t>}</w:t>
                   </w:r>
                 </w:p>
                 <w:p>
@@ -1529,7 +1709,37 @@
                       <w:sz w:val="24"/>
                       <w:szCs w:val="24"/>
                     </w:rPr>
-                    <w:t>{startDate} – {endDate}</w:t>
+                    <w:t>Graduated:</w:t>
+                  </w:r>
+                  <w:r>
+                    <w:rPr>
+                      <w:sz w:val="24"/>
+                      <w:szCs w:val="24"/>
+                    </w:rPr>
+                    <w:t xml:space="preserve"> </w:t>
+                  </w:r>
+                  <w:r>
+                    <w:rPr>
+                      <w:sz w:val="24"/>
+                      <w:szCs w:val="24"/>
+                    </w:rPr>
+                    <w:t xml:space="preserve"> {</w:t>
+                  </w:r>
+                  <w:proofErr w:type="spellStart"/>
+                  <w:r>
+                    <w:rPr>
+                      <w:sz w:val="24"/>
+                      <w:szCs w:val="24"/>
+                    </w:rPr>
+                    <w:t>endDate</w:t>
+                  </w:r>
+                  <w:proofErr w:type="spellEnd"/>
+                  <w:r>
+                    <w:rPr>
+                      <w:sz w:val="24"/>
+                      <w:szCs w:val="24"/>
+                    </w:rPr>
+                    <w:t>}</w:t>
                   </w:r>
                 </w:p>
                 <w:p>

--- a/public/templates/TemplateD.docx
+++ b/public/templates/TemplateD.docx
@@ -114,160 +114,480 @@
                 <w:sz w:val="20"/>
                 <w:szCs w:val="20"/>
               </w:rPr>
-              <w:t>{#cert1}• {cert1}{/cert1}</w:t>
-            </w:r>
-          </w:p>
-          <w:p>
-            <w:pPr>
-              <w:keepNext/>
-              <w:keepLines/>
-              <w:rPr>
-                <w:sz w:val="20"/>
-                <w:szCs w:val="20"/>
-              </w:rPr>
-            </w:pPr>
-            <w:r>
-              <w:rPr>
-                <w:sz w:val="20"/>
-                <w:szCs w:val="20"/>
-              </w:rPr>
-              <w:t>{#cert2}• {cert2}{/cert2}</w:t>
-            </w:r>
-          </w:p>
-          <w:p>
-            <w:pPr>
-              <w:keepNext/>
-              <w:keepLines/>
-              <w:rPr>
-                <w:sz w:val="20"/>
-                <w:szCs w:val="20"/>
-              </w:rPr>
-            </w:pPr>
-            <w:r>
-              <w:rPr>
-                <w:sz w:val="20"/>
-                <w:szCs w:val="20"/>
-              </w:rPr>
-              <w:t>{#cert3}• {cert3}{/cert3}</w:t>
-            </w:r>
-          </w:p>
-          <w:p>
-            <w:pPr>
-              <w:keepNext/>
-              <w:keepLines/>
-              <w:rPr>
-                <w:sz w:val="20"/>
-                <w:szCs w:val="20"/>
-              </w:rPr>
-            </w:pPr>
-            <w:r>
-              <w:rPr>
-                <w:sz w:val="20"/>
-                <w:szCs w:val="20"/>
-              </w:rPr>
-              <w:t>{#cert4}• {cert4}{/cert4}</w:t>
-            </w:r>
-          </w:p>
-          <w:p>
-            <w:pPr>
-              <w:keepNext/>
-              <w:keepLines/>
-              <w:rPr>
-                <w:sz w:val="20"/>
-                <w:szCs w:val="20"/>
-              </w:rPr>
-            </w:pPr>
-            <w:r>
-              <w:rPr>
-                <w:sz w:val="20"/>
-                <w:szCs w:val="20"/>
-              </w:rPr>
-              <w:t>{#cert5}• {cert5}{/cert5}</w:t>
-            </w:r>
-          </w:p>
-          <w:p>
-            <w:pPr>
-              <w:keepNext/>
-              <w:keepLines/>
-              <w:rPr>
-                <w:sz w:val="20"/>
-                <w:szCs w:val="20"/>
-              </w:rPr>
-            </w:pPr>
-            <w:r>
-              <w:rPr>
-                <w:sz w:val="20"/>
-                <w:szCs w:val="20"/>
-              </w:rPr>
-              <w:t>{#cert6}• {cert6}{/cert6}</w:t>
-            </w:r>
-          </w:p>
-          <w:p>
-            <w:pPr>
-              <w:keepNext/>
-              <w:keepLines/>
-              <w:rPr>
-                <w:sz w:val="20"/>
-                <w:szCs w:val="20"/>
-              </w:rPr>
-            </w:pPr>
-            <w:r>
-              <w:rPr>
-                <w:sz w:val="20"/>
-                <w:szCs w:val="20"/>
-              </w:rPr>
-              <w:t>{#cert7}• {cert7}{/cert7}</w:t>
-            </w:r>
-          </w:p>
-          <w:p>
-            <w:pPr>
-              <w:keepNext/>
-              <w:keepLines/>
-              <w:rPr>
-                <w:sz w:val="20"/>
-                <w:szCs w:val="20"/>
-              </w:rPr>
-            </w:pPr>
-            <w:r>
-              <w:rPr>
-                <w:sz w:val="20"/>
-                <w:szCs w:val="20"/>
-              </w:rPr>
-              <w:t>{#cert8}• {cert8}{/cert8}</w:t>
-            </w:r>
-          </w:p>
-          <w:p>
-            <w:pPr>
-              <w:keepNext/>
-              <w:keepLines/>
-              <w:rPr>
-                <w:sz w:val="20"/>
-                <w:szCs w:val="20"/>
-              </w:rPr>
-            </w:pPr>
-            <w:r>
-              <w:rPr>
-                <w:sz w:val="20"/>
-                <w:szCs w:val="20"/>
-              </w:rPr>
-              <w:t>{#cert9}• {cert9}{/cert9}</w:t>
-            </w:r>
-          </w:p>
-          <w:p>
-            <w:pPr>
-              <w:keepNext/>
-              <w:keepLines/>
-              <w:rPr>
-                <w:sz w:val="20"/>
-                <w:szCs w:val="20"/>
-              </w:rPr>
-            </w:pPr>
-            <w:r>
-              <w:rPr>
-                <w:sz w:val="20"/>
-                <w:szCs w:val="20"/>
-              </w:rPr>
-              <w:t>{#cert10}• {cert10}{/cert10}</w:t>
+              <w:t>{#cert</w:t>
+            </w:r>
+            <w:proofErr w:type="gramStart"/>
+            <w:r>
+              <w:rPr>
+                <w:sz w:val="20"/>
+                <w:szCs w:val="20"/>
+              </w:rPr>
+              <w:t>1}•</w:t>
+            </w:r>
+            <w:proofErr w:type="gramEnd"/>
+            <w:r>
+              <w:rPr>
+                <w:sz w:val="20"/>
+                <w:szCs w:val="20"/>
+              </w:rPr>
+              <w:t xml:space="preserve"> {cert</w:t>
+            </w:r>
+            <w:proofErr w:type="gramStart"/>
+            <w:r>
+              <w:rPr>
+                <w:sz w:val="20"/>
+                <w:szCs w:val="20"/>
+              </w:rPr>
+              <w:t>1}{</w:t>
+            </w:r>
+            <w:proofErr w:type="gramEnd"/>
+            <w:r>
+              <w:rPr>
+                <w:sz w:val="20"/>
+                <w:szCs w:val="20"/>
+              </w:rPr>
+              <w:t>/cert1}</w:t>
+            </w:r>
+          </w:p>
+          <w:p>
+            <w:pPr>
+              <w:keepNext/>
+              <w:keepLines/>
+              <w:rPr>
+                <w:sz w:val="20"/>
+                <w:szCs w:val="20"/>
+              </w:rPr>
+            </w:pPr>
+            <w:r>
+              <w:rPr>
+                <w:sz w:val="20"/>
+                <w:szCs w:val="20"/>
+              </w:rPr>
+              <w:t>{#cert</w:t>
+            </w:r>
+            <w:proofErr w:type="gramStart"/>
+            <w:r>
+              <w:rPr>
+                <w:sz w:val="20"/>
+                <w:szCs w:val="20"/>
+              </w:rPr>
+              <w:t>2}•</w:t>
+            </w:r>
+            <w:proofErr w:type="gramEnd"/>
+            <w:r>
+              <w:rPr>
+                <w:sz w:val="20"/>
+                <w:szCs w:val="20"/>
+              </w:rPr>
+              <w:t xml:space="preserve"> {cert</w:t>
+            </w:r>
+            <w:proofErr w:type="gramStart"/>
+            <w:r>
+              <w:rPr>
+                <w:sz w:val="20"/>
+                <w:szCs w:val="20"/>
+              </w:rPr>
+              <w:t>2}{</w:t>
+            </w:r>
+            <w:proofErr w:type="gramEnd"/>
+            <w:r>
+              <w:rPr>
+                <w:sz w:val="20"/>
+                <w:szCs w:val="20"/>
+              </w:rPr>
+              <w:t>/cert2}</w:t>
+            </w:r>
+          </w:p>
+          <w:p>
+            <w:pPr>
+              <w:keepNext/>
+              <w:keepLines/>
+              <w:rPr>
+                <w:sz w:val="20"/>
+                <w:szCs w:val="20"/>
+              </w:rPr>
+            </w:pPr>
+            <w:r>
+              <w:rPr>
+                <w:sz w:val="20"/>
+                <w:szCs w:val="20"/>
+              </w:rPr>
+              <w:t>{#cert</w:t>
+            </w:r>
+            <w:proofErr w:type="gramStart"/>
+            <w:r>
+              <w:rPr>
+                <w:sz w:val="20"/>
+                <w:szCs w:val="20"/>
+              </w:rPr>
+              <w:t>3}•</w:t>
+            </w:r>
+            <w:proofErr w:type="gramEnd"/>
+            <w:r>
+              <w:rPr>
+                <w:sz w:val="20"/>
+                <w:szCs w:val="20"/>
+              </w:rPr>
+              <w:t xml:space="preserve"> {cert</w:t>
+            </w:r>
+            <w:proofErr w:type="gramStart"/>
+            <w:r>
+              <w:rPr>
+                <w:sz w:val="20"/>
+                <w:szCs w:val="20"/>
+              </w:rPr>
+              <w:t>3}{</w:t>
+            </w:r>
+            <w:proofErr w:type="gramEnd"/>
+            <w:r>
+              <w:rPr>
+                <w:sz w:val="20"/>
+                <w:szCs w:val="20"/>
+              </w:rPr>
+              <w:t>/cert3}</w:t>
+            </w:r>
+          </w:p>
+          <w:p>
+            <w:pPr>
+              <w:keepNext/>
+              <w:keepLines/>
+              <w:rPr>
+                <w:sz w:val="20"/>
+                <w:szCs w:val="20"/>
+              </w:rPr>
+            </w:pPr>
+            <w:r>
+              <w:rPr>
+                <w:sz w:val="20"/>
+                <w:szCs w:val="20"/>
+              </w:rPr>
+              <w:t>{#cert</w:t>
+            </w:r>
+            <w:proofErr w:type="gramStart"/>
+            <w:r>
+              <w:rPr>
+                <w:sz w:val="20"/>
+                <w:szCs w:val="20"/>
+              </w:rPr>
+              <w:t>4}•</w:t>
+            </w:r>
+            <w:proofErr w:type="gramEnd"/>
+            <w:r>
+              <w:rPr>
+                <w:sz w:val="20"/>
+                <w:szCs w:val="20"/>
+              </w:rPr>
+              <w:t xml:space="preserve"> {cert</w:t>
+            </w:r>
+            <w:proofErr w:type="gramStart"/>
+            <w:r>
+              <w:rPr>
+                <w:sz w:val="20"/>
+                <w:szCs w:val="20"/>
+              </w:rPr>
+              <w:t>4}{</w:t>
+            </w:r>
+            <w:proofErr w:type="gramEnd"/>
+            <w:r>
+              <w:rPr>
+                <w:sz w:val="20"/>
+                <w:szCs w:val="20"/>
+              </w:rPr>
+              <w:t>/cert4}</w:t>
+            </w:r>
+          </w:p>
+          <w:p>
+            <w:pPr>
+              <w:keepNext/>
+              <w:keepLines/>
+              <w:rPr>
+                <w:sz w:val="20"/>
+                <w:szCs w:val="20"/>
+              </w:rPr>
+            </w:pPr>
+            <w:r>
+              <w:rPr>
+                <w:sz w:val="20"/>
+                <w:szCs w:val="20"/>
+              </w:rPr>
+              <w:t>{#cert</w:t>
+            </w:r>
+            <w:proofErr w:type="gramStart"/>
+            <w:r>
+              <w:rPr>
+                <w:sz w:val="20"/>
+                <w:szCs w:val="20"/>
+              </w:rPr>
+              <w:t>5}•</w:t>
+            </w:r>
+            <w:proofErr w:type="gramEnd"/>
+            <w:r>
+              <w:rPr>
+                <w:sz w:val="20"/>
+                <w:szCs w:val="20"/>
+              </w:rPr>
+              <w:t xml:space="preserve"> {cert</w:t>
+            </w:r>
+            <w:proofErr w:type="gramStart"/>
+            <w:r>
+              <w:rPr>
+                <w:sz w:val="20"/>
+                <w:szCs w:val="20"/>
+              </w:rPr>
+              <w:t>5}{</w:t>
+            </w:r>
+            <w:proofErr w:type="gramEnd"/>
+            <w:r>
+              <w:rPr>
+                <w:sz w:val="20"/>
+                <w:szCs w:val="20"/>
+              </w:rPr>
+              <w:t>/cert5}</w:t>
+            </w:r>
+          </w:p>
+          <w:p>
+            <w:pPr>
+              <w:keepNext/>
+              <w:keepLines/>
+              <w:rPr>
+                <w:sz w:val="20"/>
+                <w:szCs w:val="20"/>
+              </w:rPr>
+            </w:pPr>
+            <w:r>
+              <w:rPr>
+                <w:sz w:val="20"/>
+                <w:szCs w:val="20"/>
+              </w:rPr>
+              <w:t>{#cert</w:t>
+            </w:r>
+            <w:proofErr w:type="gramStart"/>
+            <w:r>
+              <w:rPr>
+                <w:sz w:val="20"/>
+                <w:szCs w:val="20"/>
+              </w:rPr>
+              <w:t>6}•</w:t>
+            </w:r>
+            <w:proofErr w:type="gramEnd"/>
+            <w:r>
+              <w:rPr>
+                <w:sz w:val="20"/>
+                <w:szCs w:val="20"/>
+              </w:rPr>
+              <w:t xml:space="preserve"> {cert</w:t>
+            </w:r>
+            <w:proofErr w:type="gramStart"/>
+            <w:r>
+              <w:rPr>
+                <w:sz w:val="20"/>
+                <w:szCs w:val="20"/>
+              </w:rPr>
+              <w:t>6}{</w:t>
+            </w:r>
+            <w:proofErr w:type="gramEnd"/>
+            <w:r>
+              <w:rPr>
+                <w:sz w:val="20"/>
+                <w:szCs w:val="20"/>
+              </w:rPr>
+              <w:t>/cert6}</w:t>
+            </w:r>
+          </w:p>
+          <w:p>
+            <w:pPr>
+              <w:keepNext/>
+              <w:keepLines/>
+              <w:rPr>
+                <w:sz w:val="20"/>
+                <w:szCs w:val="20"/>
+              </w:rPr>
+            </w:pPr>
+            <w:r>
+              <w:rPr>
+                <w:sz w:val="20"/>
+                <w:szCs w:val="20"/>
+              </w:rPr>
+              <w:t>{#cert</w:t>
+            </w:r>
+            <w:proofErr w:type="gramStart"/>
+            <w:r>
+              <w:rPr>
+                <w:sz w:val="20"/>
+                <w:szCs w:val="20"/>
+              </w:rPr>
+              <w:t>7}•</w:t>
+            </w:r>
+            <w:proofErr w:type="gramEnd"/>
+            <w:r>
+              <w:rPr>
+                <w:sz w:val="20"/>
+                <w:szCs w:val="20"/>
+              </w:rPr>
+              <w:t xml:space="preserve"> {cert</w:t>
+            </w:r>
+            <w:proofErr w:type="gramStart"/>
+            <w:r>
+              <w:rPr>
+                <w:sz w:val="20"/>
+                <w:szCs w:val="20"/>
+              </w:rPr>
+              <w:t>7}{</w:t>
+            </w:r>
+            <w:proofErr w:type="gramEnd"/>
+            <w:r>
+              <w:rPr>
+                <w:sz w:val="20"/>
+                <w:szCs w:val="20"/>
+              </w:rPr>
+              <w:t>/cert7}</w:t>
+            </w:r>
+          </w:p>
+          <w:p>
+            <w:pPr>
+              <w:keepNext/>
+              <w:keepLines/>
+              <w:rPr>
+                <w:sz w:val="20"/>
+                <w:szCs w:val="20"/>
+              </w:rPr>
+            </w:pPr>
+            <w:r>
+              <w:rPr>
+                <w:sz w:val="20"/>
+                <w:szCs w:val="20"/>
+              </w:rPr>
+              <w:t>{#cert</w:t>
+            </w:r>
+            <w:proofErr w:type="gramStart"/>
+            <w:r>
+              <w:rPr>
+                <w:sz w:val="20"/>
+                <w:szCs w:val="20"/>
+              </w:rPr>
+              <w:t>8}•</w:t>
+            </w:r>
+            <w:proofErr w:type="gramEnd"/>
+            <w:r>
+              <w:rPr>
+                <w:sz w:val="20"/>
+                <w:szCs w:val="20"/>
+              </w:rPr>
+              <w:t xml:space="preserve"> {cert</w:t>
+            </w:r>
+            <w:proofErr w:type="gramStart"/>
+            <w:r>
+              <w:rPr>
+                <w:sz w:val="20"/>
+                <w:szCs w:val="20"/>
+              </w:rPr>
+              <w:t>8}{</w:t>
+            </w:r>
+            <w:proofErr w:type="gramEnd"/>
+            <w:r>
+              <w:rPr>
+                <w:sz w:val="20"/>
+                <w:szCs w:val="20"/>
+              </w:rPr>
+              <w:t>/cert8}</w:t>
+            </w:r>
+          </w:p>
+          <w:p>
+            <w:pPr>
+              <w:keepNext/>
+              <w:keepLines/>
+              <w:rPr>
+                <w:sz w:val="20"/>
+                <w:szCs w:val="20"/>
+              </w:rPr>
+            </w:pPr>
+            <w:r>
+              <w:rPr>
+                <w:sz w:val="20"/>
+                <w:szCs w:val="20"/>
+              </w:rPr>
+              <w:t>{#cert</w:t>
+            </w:r>
+            <w:proofErr w:type="gramStart"/>
+            <w:r>
+              <w:rPr>
+                <w:sz w:val="20"/>
+                <w:szCs w:val="20"/>
+              </w:rPr>
+              <w:t>9}•</w:t>
+            </w:r>
+            <w:proofErr w:type="gramEnd"/>
+            <w:r>
+              <w:rPr>
+                <w:sz w:val="20"/>
+                <w:szCs w:val="20"/>
+              </w:rPr>
+              <w:t xml:space="preserve"> {cert</w:t>
+            </w:r>
+            <w:proofErr w:type="gramStart"/>
+            <w:r>
+              <w:rPr>
+                <w:sz w:val="20"/>
+                <w:szCs w:val="20"/>
+              </w:rPr>
+              <w:t>9}{</w:t>
+            </w:r>
+            <w:proofErr w:type="gramEnd"/>
+            <w:r>
+              <w:rPr>
+                <w:sz w:val="20"/>
+                <w:szCs w:val="20"/>
+              </w:rPr>
+              <w:t>/cert9}</w:t>
+            </w:r>
+          </w:p>
+          <w:p>
+            <w:pPr>
+              <w:keepNext/>
+              <w:keepLines/>
+              <w:rPr>
+                <w:sz w:val="20"/>
+                <w:szCs w:val="20"/>
+              </w:rPr>
+            </w:pPr>
+            <w:r>
+              <w:rPr>
+                <w:sz w:val="20"/>
+                <w:szCs w:val="20"/>
+              </w:rPr>
+              <w:t>{#cert</w:t>
+            </w:r>
+            <w:proofErr w:type="gramStart"/>
+            <w:r>
+              <w:rPr>
+                <w:sz w:val="20"/>
+                <w:szCs w:val="20"/>
+              </w:rPr>
+              <w:t>10}•</w:t>
+            </w:r>
+            <w:proofErr w:type="gramEnd"/>
+            <w:r>
+              <w:rPr>
+                <w:sz w:val="20"/>
+                <w:szCs w:val="20"/>
+              </w:rPr>
+              <w:t xml:space="preserve"> {cert</w:t>
+            </w:r>
+            <w:proofErr w:type="gramStart"/>
+            <w:r>
+              <w:rPr>
+                <w:sz w:val="20"/>
+                <w:szCs w:val="20"/>
+              </w:rPr>
+              <w:t>10}{</w:t>
+            </w:r>
+            <w:proofErr w:type="gramEnd"/>
+            <w:r>
+              <w:rPr>
+                <w:sz w:val="20"/>
+                <w:szCs w:val="20"/>
+              </w:rPr>
+              <w:t>/cert10}</w:t>
             </w:r>
           </w:p>
           <w:p>
@@ -364,160 +684,480 @@
                 <w:sz w:val="20"/>
                 <w:szCs w:val="20"/>
               </w:rPr>
-              <w:t>{#skill1}• {skill1}{/skill1}</w:t>
-            </w:r>
-          </w:p>
-          <w:p>
-            <w:pPr>
-              <w:keepNext/>
-              <w:keepLines/>
-              <w:rPr>
-                <w:sz w:val="20"/>
-                <w:szCs w:val="20"/>
-              </w:rPr>
-            </w:pPr>
-            <w:r>
-              <w:rPr>
-                <w:sz w:val="20"/>
-                <w:szCs w:val="20"/>
-              </w:rPr>
-              <w:t>{#skill2}• {skill2}{/skill2}</w:t>
-            </w:r>
-          </w:p>
-          <w:p>
-            <w:pPr>
-              <w:keepNext/>
-              <w:keepLines/>
-              <w:rPr>
-                <w:sz w:val="20"/>
-                <w:szCs w:val="20"/>
-              </w:rPr>
-            </w:pPr>
-            <w:r>
-              <w:rPr>
-                <w:sz w:val="20"/>
-                <w:szCs w:val="20"/>
-              </w:rPr>
-              <w:t>{#skill3}• {skill3}{/skill3}</w:t>
-            </w:r>
-          </w:p>
-          <w:p>
-            <w:pPr>
-              <w:keepNext/>
-              <w:keepLines/>
-              <w:rPr>
-                <w:sz w:val="20"/>
-                <w:szCs w:val="20"/>
-              </w:rPr>
-            </w:pPr>
-            <w:r>
-              <w:rPr>
-                <w:sz w:val="20"/>
-                <w:szCs w:val="20"/>
-              </w:rPr>
-              <w:t>{#skill4}• {skill4}{/skill4}</w:t>
-            </w:r>
-          </w:p>
-          <w:p>
-            <w:pPr>
-              <w:keepNext/>
-              <w:keepLines/>
-              <w:rPr>
-                <w:sz w:val="20"/>
-                <w:szCs w:val="20"/>
-              </w:rPr>
-            </w:pPr>
-            <w:r>
-              <w:rPr>
-                <w:sz w:val="20"/>
-                <w:szCs w:val="20"/>
-              </w:rPr>
-              <w:t>{#skill5}• {skill5}{/skill5}</w:t>
-            </w:r>
-          </w:p>
-          <w:p>
-            <w:pPr>
-              <w:keepNext/>
-              <w:keepLines/>
-              <w:rPr>
-                <w:sz w:val="20"/>
-                <w:szCs w:val="20"/>
-              </w:rPr>
-            </w:pPr>
-            <w:r>
-              <w:rPr>
-                <w:sz w:val="20"/>
-                <w:szCs w:val="20"/>
-              </w:rPr>
-              <w:t>{#skill6}• {skill6}{/skill6}</w:t>
-            </w:r>
-          </w:p>
-          <w:p>
-            <w:pPr>
-              <w:keepNext/>
-              <w:keepLines/>
-              <w:rPr>
-                <w:sz w:val="20"/>
-                <w:szCs w:val="20"/>
-              </w:rPr>
-            </w:pPr>
-            <w:r>
-              <w:rPr>
-                <w:sz w:val="20"/>
-                <w:szCs w:val="20"/>
-              </w:rPr>
-              <w:t>{#skill7}• {skill7}{/skill7}</w:t>
-            </w:r>
-          </w:p>
-          <w:p>
-            <w:pPr>
-              <w:keepNext/>
-              <w:keepLines/>
-              <w:rPr>
-                <w:sz w:val="20"/>
-                <w:szCs w:val="20"/>
-              </w:rPr>
-            </w:pPr>
-            <w:r>
-              <w:rPr>
-                <w:sz w:val="20"/>
-                <w:szCs w:val="20"/>
-              </w:rPr>
-              <w:t>{#skill8}• {skill8}{/skill8}</w:t>
-            </w:r>
-          </w:p>
-          <w:p>
-            <w:pPr>
-              <w:keepNext/>
-              <w:keepLines/>
-              <w:rPr>
-                <w:sz w:val="20"/>
-                <w:szCs w:val="20"/>
-              </w:rPr>
-            </w:pPr>
-            <w:r>
-              <w:rPr>
-                <w:sz w:val="20"/>
-                <w:szCs w:val="20"/>
-              </w:rPr>
-              <w:t>{#skill9}• {skill9}{/skill9}</w:t>
-            </w:r>
-          </w:p>
-          <w:p>
-            <w:pPr>
-              <w:keepNext/>
-              <w:keepLines/>
-              <w:rPr>
-                <w:sz w:val="20"/>
-                <w:szCs w:val="20"/>
-              </w:rPr>
-            </w:pPr>
-            <w:r>
-              <w:rPr>
-                <w:sz w:val="20"/>
-                <w:szCs w:val="20"/>
-              </w:rPr>
-              <w:t>{#skill10}• {skill10}{/skill10}</w:t>
+              <w:t>{#skill</w:t>
+            </w:r>
+            <w:proofErr w:type="gramStart"/>
+            <w:r>
+              <w:rPr>
+                <w:sz w:val="20"/>
+                <w:szCs w:val="20"/>
+              </w:rPr>
+              <w:t>1}•</w:t>
+            </w:r>
+            <w:proofErr w:type="gramEnd"/>
+            <w:r>
+              <w:rPr>
+                <w:sz w:val="20"/>
+                <w:szCs w:val="20"/>
+              </w:rPr>
+              <w:t xml:space="preserve"> {skill</w:t>
+            </w:r>
+            <w:proofErr w:type="gramStart"/>
+            <w:r>
+              <w:rPr>
+                <w:sz w:val="20"/>
+                <w:szCs w:val="20"/>
+              </w:rPr>
+              <w:t>1}{</w:t>
+            </w:r>
+            <w:proofErr w:type="gramEnd"/>
+            <w:r>
+              <w:rPr>
+                <w:sz w:val="20"/>
+                <w:szCs w:val="20"/>
+              </w:rPr>
+              <w:t>/skill1}</w:t>
+            </w:r>
+          </w:p>
+          <w:p>
+            <w:pPr>
+              <w:keepNext/>
+              <w:keepLines/>
+              <w:rPr>
+                <w:sz w:val="20"/>
+                <w:szCs w:val="20"/>
+              </w:rPr>
+            </w:pPr>
+            <w:r>
+              <w:rPr>
+                <w:sz w:val="20"/>
+                <w:szCs w:val="20"/>
+              </w:rPr>
+              <w:t>{#skill</w:t>
+            </w:r>
+            <w:proofErr w:type="gramStart"/>
+            <w:r>
+              <w:rPr>
+                <w:sz w:val="20"/>
+                <w:szCs w:val="20"/>
+              </w:rPr>
+              <w:t>2}•</w:t>
+            </w:r>
+            <w:proofErr w:type="gramEnd"/>
+            <w:r>
+              <w:rPr>
+                <w:sz w:val="20"/>
+                <w:szCs w:val="20"/>
+              </w:rPr>
+              <w:t xml:space="preserve"> {skill</w:t>
+            </w:r>
+            <w:proofErr w:type="gramStart"/>
+            <w:r>
+              <w:rPr>
+                <w:sz w:val="20"/>
+                <w:szCs w:val="20"/>
+              </w:rPr>
+              <w:t>2}{</w:t>
+            </w:r>
+            <w:proofErr w:type="gramEnd"/>
+            <w:r>
+              <w:rPr>
+                <w:sz w:val="20"/>
+                <w:szCs w:val="20"/>
+              </w:rPr>
+              <w:t>/skill2}</w:t>
+            </w:r>
+          </w:p>
+          <w:p>
+            <w:pPr>
+              <w:keepNext/>
+              <w:keepLines/>
+              <w:rPr>
+                <w:sz w:val="20"/>
+                <w:szCs w:val="20"/>
+              </w:rPr>
+            </w:pPr>
+            <w:r>
+              <w:rPr>
+                <w:sz w:val="20"/>
+                <w:szCs w:val="20"/>
+              </w:rPr>
+              <w:t>{#skill</w:t>
+            </w:r>
+            <w:proofErr w:type="gramStart"/>
+            <w:r>
+              <w:rPr>
+                <w:sz w:val="20"/>
+                <w:szCs w:val="20"/>
+              </w:rPr>
+              <w:t>3}•</w:t>
+            </w:r>
+            <w:proofErr w:type="gramEnd"/>
+            <w:r>
+              <w:rPr>
+                <w:sz w:val="20"/>
+                <w:szCs w:val="20"/>
+              </w:rPr>
+              <w:t xml:space="preserve"> {skill</w:t>
+            </w:r>
+            <w:proofErr w:type="gramStart"/>
+            <w:r>
+              <w:rPr>
+                <w:sz w:val="20"/>
+                <w:szCs w:val="20"/>
+              </w:rPr>
+              <w:t>3}{</w:t>
+            </w:r>
+            <w:proofErr w:type="gramEnd"/>
+            <w:r>
+              <w:rPr>
+                <w:sz w:val="20"/>
+                <w:szCs w:val="20"/>
+              </w:rPr>
+              <w:t>/skill3}</w:t>
+            </w:r>
+          </w:p>
+          <w:p>
+            <w:pPr>
+              <w:keepNext/>
+              <w:keepLines/>
+              <w:rPr>
+                <w:sz w:val="20"/>
+                <w:szCs w:val="20"/>
+              </w:rPr>
+            </w:pPr>
+            <w:r>
+              <w:rPr>
+                <w:sz w:val="20"/>
+                <w:szCs w:val="20"/>
+              </w:rPr>
+              <w:t>{#skill</w:t>
+            </w:r>
+            <w:proofErr w:type="gramStart"/>
+            <w:r>
+              <w:rPr>
+                <w:sz w:val="20"/>
+                <w:szCs w:val="20"/>
+              </w:rPr>
+              <w:t>4}•</w:t>
+            </w:r>
+            <w:proofErr w:type="gramEnd"/>
+            <w:r>
+              <w:rPr>
+                <w:sz w:val="20"/>
+                <w:szCs w:val="20"/>
+              </w:rPr>
+              <w:t xml:space="preserve"> {skill</w:t>
+            </w:r>
+            <w:proofErr w:type="gramStart"/>
+            <w:r>
+              <w:rPr>
+                <w:sz w:val="20"/>
+                <w:szCs w:val="20"/>
+              </w:rPr>
+              <w:t>4}{</w:t>
+            </w:r>
+            <w:proofErr w:type="gramEnd"/>
+            <w:r>
+              <w:rPr>
+                <w:sz w:val="20"/>
+                <w:szCs w:val="20"/>
+              </w:rPr>
+              <w:t>/skill4}</w:t>
+            </w:r>
+          </w:p>
+          <w:p>
+            <w:pPr>
+              <w:keepNext/>
+              <w:keepLines/>
+              <w:rPr>
+                <w:sz w:val="20"/>
+                <w:szCs w:val="20"/>
+              </w:rPr>
+            </w:pPr>
+            <w:r>
+              <w:rPr>
+                <w:sz w:val="20"/>
+                <w:szCs w:val="20"/>
+              </w:rPr>
+              <w:t>{#skill</w:t>
+            </w:r>
+            <w:proofErr w:type="gramStart"/>
+            <w:r>
+              <w:rPr>
+                <w:sz w:val="20"/>
+                <w:szCs w:val="20"/>
+              </w:rPr>
+              <w:t>5}•</w:t>
+            </w:r>
+            <w:proofErr w:type="gramEnd"/>
+            <w:r>
+              <w:rPr>
+                <w:sz w:val="20"/>
+                <w:szCs w:val="20"/>
+              </w:rPr>
+              <w:t xml:space="preserve"> {skill</w:t>
+            </w:r>
+            <w:proofErr w:type="gramStart"/>
+            <w:r>
+              <w:rPr>
+                <w:sz w:val="20"/>
+                <w:szCs w:val="20"/>
+              </w:rPr>
+              <w:t>5}{</w:t>
+            </w:r>
+            <w:proofErr w:type="gramEnd"/>
+            <w:r>
+              <w:rPr>
+                <w:sz w:val="20"/>
+                <w:szCs w:val="20"/>
+              </w:rPr>
+              <w:t>/skill5}</w:t>
+            </w:r>
+          </w:p>
+          <w:p>
+            <w:pPr>
+              <w:keepNext/>
+              <w:keepLines/>
+              <w:rPr>
+                <w:sz w:val="20"/>
+                <w:szCs w:val="20"/>
+              </w:rPr>
+            </w:pPr>
+            <w:r>
+              <w:rPr>
+                <w:sz w:val="20"/>
+                <w:szCs w:val="20"/>
+              </w:rPr>
+              <w:t>{#skill</w:t>
+            </w:r>
+            <w:proofErr w:type="gramStart"/>
+            <w:r>
+              <w:rPr>
+                <w:sz w:val="20"/>
+                <w:szCs w:val="20"/>
+              </w:rPr>
+              <w:t>6}•</w:t>
+            </w:r>
+            <w:proofErr w:type="gramEnd"/>
+            <w:r>
+              <w:rPr>
+                <w:sz w:val="20"/>
+                <w:szCs w:val="20"/>
+              </w:rPr>
+              <w:t xml:space="preserve"> {skill</w:t>
+            </w:r>
+            <w:proofErr w:type="gramStart"/>
+            <w:r>
+              <w:rPr>
+                <w:sz w:val="20"/>
+                <w:szCs w:val="20"/>
+              </w:rPr>
+              <w:t>6}{</w:t>
+            </w:r>
+            <w:proofErr w:type="gramEnd"/>
+            <w:r>
+              <w:rPr>
+                <w:sz w:val="20"/>
+                <w:szCs w:val="20"/>
+              </w:rPr>
+              <w:t>/skill6}</w:t>
+            </w:r>
+          </w:p>
+          <w:p>
+            <w:pPr>
+              <w:keepNext/>
+              <w:keepLines/>
+              <w:rPr>
+                <w:sz w:val="20"/>
+                <w:szCs w:val="20"/>
+              </w:rPr>
+            </w:pPr>
+            <w:r>
+              <w:rPr>
+                <w:sz w:val="20"/>
+                <w:szCs w:val="20"/>
+              </w:rPr>
+              <w:t>{#skill</w:t>
+            </w:r>
+            <w:proofErr w:type="gramStart"/>
+            <w:r>
+              <w:rPr>
+                <w:sz w:val="20"/>
+                <w:szCs w:val="20"/>
+              </w:rPr>
+              <w:t>7}•</w:t>
+            </w:r>
+            <w:proofErr w:type="gramEnd"/>
+            <w:r>
+              <w:rPr>
+                <w:sz w:val="20"/>
+                <w:szCs w:val="20"/>
+              </w:rPr>
+              <w:t xml:space="preserve"> {skill</w:t>
+            </w:r>
+            <w:proofErr w:type="gramStart"/>
+            <w:r>
+              <w:rPr>
+                <w:sz w:val="20"/>
+                <w:szCs w:val="20"/>
+              </w:rPr>
+              <w:t>7}{</w:t>
+            </w:r>
+            <w:proofErr w:type="gramEnd"/>
+            <w:r>
+              <w:rPr>
+                <w:sz w:val="20"/>
+                <w:szCs w:val="20"/>
+              </w:rPr>
+              <w:t>/skill7}</w:t>
+            </w:r>
+          </w:p>
+          <w:p>
+            <w:pPr>
+              <w:keepNext/>
+              <w:keepLines/>
+              <w:rPr>
+                <w:sz w:val="20"/>
+                <w:szCs w:val="20"/>
+              </w:rPr>
+            </w:pPr>
+            <w:r>
+              <w:rPr>
+                <w:sz w:val="20"/>
+                <w:szCs w:val="20"/>
+              </w:rPr>
+              <w:t>{#skill</w:t>
+            </w:r>
+            <w:proofErr w:type="gramStart"/>
+            <w:r>
+              <w:rPr>
+                <w:sz w:val="20"/>
+                <w:szCs w:val="20"/>
+              </w:rPr>
+              <w:t>8}•</w:t>
+            </w:r>
+            <w:proofErr w:type="gramEnd"/>
+            <w:r>
+              <w:rPr>
+                <w:sz w:val="20"/>
+                <w:szCs w:val="20"/>
+              </w:rPr>
+              <w:t xml:space="preserve"> {skill</w:t>
+            </w:r>
+            <w:proofErr w:type="gramStart"/>
+            <w:r>
+              <w:rPr>
+                <w:sz w:val="20"/>
+                <w:szCs w:val="20"/>
+              </w:rPr>
+              <w:t>8}{</w:t>
+            </w:r>
+            <w:proofErr w:type="gramEnd"/>
+            <w:r>
+              <w:rPr>
+                <w:sz w:val="20"/>
+                <w:szCs w:val="20"/>
+              </w:rPr>
+              <w:t>/skill8}</w:t>
+            </w:r>
+          </w:p>
+          <w:p>
+            <w:pPr>
+              <w:keepNext/>
+              <w:keepLines/>
+              <w:rPr>
+                <w:sz w:val="20"/>
+                <w:szCs w:val="20"/>
+              </w:rPr>
+            </w:pPr>
+            <w:r>
+              <w:rPr>
+                <w:sz w:val="20"/>
+                <w:szCs w:val="20"/>
+              </w:rPr>
+              <w:t>{#skill</w:t>
+            </w:r>
+            <w:proofErr w:type="gramStart"/>
+            <w:r>
+              <w:rPr>
+                <w:sz w:val="20"/>
+                <w:szCs w:val="20"/>
+              </w:rPr>
+              <w:t>9}•</w:t>
+            </w:r>
+            <w:proofErr w:type="gramEnd"/>
+            <w:r>
+              <w:rPr>
+                <w:sz w:val="20"/>
+                <w:szCs w:val="20"/>
+              </w:rPr>
+              <w:t xml:space="preserve"> {skill</w:t>
+            </w:r>
+            <w:proofErr w:type="gramStart"/>
+            <w:r>
+              <w:rPr>
+                <w:sz w:val="20"/>
+                <w:szCs w:val="20"/>
+              </w:rPr>
+              <w:t>9}{</w:t>
+            </w:r>
+            <w:proofErr w:type="gramEnd"/>
+            <w:r>
+              <w:rPr>
+                <w:sz w:val="20"/>
+                <w:szCs w:val="20"/>
+              </w:rPr>
+              <w:t>/skill9}</w:t>
+            </w:r>
+          </w:p>
+          <w:p>
+            <w:pPr>
+              <w:keepNext/>
+              <w:keepLines/>
+              <w:rPr>
+                <w:sz w:val="20"/>
+                <w:szCs w:val="20"/>
+              </w:rPr>
+            </w:pPr>
+            <w:r>
+              <w:rPr>
+                <w:sz w:val="20"/>
+                <w:szCs w:val="20"/>
+              </w:rPr>
+              <w:t>{#skill</w:t>
+            </w:r>
+            <w:proofErr w:type="gramStart"/>
+            <w:r>
+              <w:rPr>
+                <w:sz w:val="20"/>
+                <w:szCs w:val="20"/>
+              </w:rPr>
+              <w:t>10}•</w:t>
+            </w:r>
+            <w:proofErr w:type="gramEnd"/>
+            <w:r>
+              <w:rPr>
+                <w:sz w:val="20"/>
+                <w:szCs w:val="20"/>
+              </w:rPr>
+              <w:t xml:space="preserve"> {skill</w:t>
+            </w:r>
+            <w:proofErr w:type="gramStart"/>
+            <w:r>
+              <w:rPr>
+                <w:sz w:val="20"/>
+                <w:szCs w:val="20"/>
+              </w:rPr>
+              <w:t>10}{</w:t>
+            </w:r>
+            <w:proofErr w:type="gramEnd"/>
+            <w:r>
+              <w:rPr>
+                <w:sz w:val="20"/>
+                <w:szCs w:val="20"/>
+              </w:rPr>
+              <w:t>/skill10}</w:t>
             </w:r>
           </w:p>
           <w:p>
@@ -648,7 +1288,23 @@
                 <w:sz w:val="28"/>
                 <w:szCs w:val="28"/>
               </w:rPr>
-              <w:t>{phone}  |  {email}</w:t>
+              <w:t>{</w:t>
+            </w:r>
+            <w:proofErr w:type="gramStart"/>
+            <w:r>
+              <w:rPr>
+                <w:sz w:val="28"/>
+                <w:szCs w:val="28"/>
+              </w:rPr>
+              <w:t>phone}  |</w:t>
+            </w:r>
+            <w:proofErr w:type="gramEnd"/>
+            <w:r>
+              <w:rPr>
+                <w:sz w:val="28"/>
+                <w:szCs w:val="28"/>
+              </w:rPr>
+              <w:t xml:space="preserve">  {email}</w:t>
             </w:r>
           </w:p>
           <w:p>
@@ -752,7 +1408,39 @@
                 <w:sz w:val="24"/>
                 <w:szCs w:val="24"/>
               </w:rPr>
-              <w:t>{#summary1}• {summary1}{/summary1}</w:t>
+              <w:t>{#summary</w:t>
+            </w:r>
+            <w:proofErr w:type="gramStart"/>
+            <w:r>
+              <w:rPr>
+                <w:sz w:val="24"/>
+                <w:szCs w:val="24"/>
+              </w:rPr>
+              <w:t>1}•</w:t>
+            </w:r>
+            <w:proofErr w:type="gramEnd"/>
+            <w:r>
+              <w:rPr>
+                <w:sz w:val="24"/>
+                <w:szCs w:val="24"/>
+              </w:rPr>
+              <w:t xml:space="preserve"> {summary</w:t>
+            </w:r>
+            <w:proofErr w:type="gramStart"/>
+            <w:r>
+              <w:rPr>
+                <w:sz w:val="24"/>
+                <w:szCs w:val="24"/>
+              </w:rPr>
+              <w:t>1}{</w:t>
+            </w:r>
+            <w:proofErr w:type="gramEnd"/>
+            <w:r>
+              <w:rPr>
+                <w:sz w:val="24"/>
+                <w:szCs w:val="24"/>
+              </w:rPr>
+              <w:t>/summary1}</w:t>
             </w:r>
           </w:p>
           <w:p>
@@ -770,7 +1458,39 @@
                 <w:sz w:val="24"/>
                 <w:szCs w:val="24"/>
               </w:rPr>
-              <w:t>{#summary2}• {summary2}{/summary2}</w:t>
+              <w:t>{#summary</w:t>
+            </w:r>
+            <w:proofErr w:type="gramStart"/>
+            <w:r>
+              <w:rPr>
+                <w:sz w:val="24"/>
+                <w:szCs w:val="24"/>
+              </w:rPr>
+              <w:t>2}•</w:t>
+            </w:r>
+            <w:proofErr w:type="gramEnd"/>
+            <w:r>
+              <w:rPr>
+                <w:sz w:val="24"/>
+                <w:szCs w:val="24"/>
+              </w:rPr>
+              <w:t xml:space="preserve"> {summary</w:t>
+            </w:r>
+            <w:proofErr w:type="gramStart"/>
+            <w:r>
+              <w:rPr>
+                <w:sz w:val="24"/>
+                <w:szCs w:val="24"/>
+              </w:rPr>
+              <w:t>2}{</w:t>
+            </w:r>
+            <w:proofErr w:type="gramEnd"/>
+            <w:r>
+              <w:rPr>
+                <w:sz w:val="24"/>
+                <w:szCs w:val="24"/>
+              </w:rPr>
+              <w:t>/summary2}</w:t>
             </w:r>
           </w:p>
           <w:p>
@@ -788,7 +1508,39 @@
                 <w:sz w:val="24"/>
                 <w:szCs w:val="24"/>
               </w:rPr>
-              <w:t>{#summary3}• {summary3}{/summary3}</w:t>
+              <w:t>{#summary</w:t>
+            </w:r>
+            <w:proofErr w:type="gramStart"/>
+            <w:r>
+              <w:rPr>
+                <w:sz w:val="24"/>
+                <w:szCs w:val="24"/>
+              </w:rPr>
+              <w:t>3}•</w:t>
+            </w:r>
+            <w:proofErr w:type="gramEnd"/>
+            <w:r>
+              <w:rPr>
+                <w:sz w:val="24"/>
+                <w:szCs w:val="24"/>
+              </w:rPr>
+              <w:t xml:space="preserve"> {summary</w:t>
+            </w:r>
+            <w:proofErr w:type="gramStart"/>
+            <w:r>
+              <w:rPr>
+                <w:sz w:val="24"/>
+                <w:szCs w:val="24"/>
+              </w:rPr>
+              <w:t>3}{</w:t>
+            </w:r>
+            <w:proofErr w:type="gramEnd"/>
+            <w:r>
+              <w:rPr>
+                <w:sz w:val="24"/>
+                <w:szCs w:val="24"/>
+              </w:rPr>
+              <w:t>/summary3}</w:t>
             </w:r>
           </w:p>
           <w:p>
@@ -806,7 +1558,39 @@
                 <w:sz w:val="24"/>
                 <w:szCs w:val="24"/>
               </w:rPr>
-              <w:t>{#summary4}• {summary4}{/summary4}</w:t>
+              <w:t>{#summary</w:t>
+            </w:r>
+            <w:proofErr w:type="gramStart"/>
+            <w:r>
+              <w:rPr>
+                <w:sz w:val="24"/>
+                <w:szCs w:val="24"/>
+              </w:rPr>
+              <w:t>4}•</w:t>
+            </w:r>
+            <w:proofErr w:type="gramEnd"/>
+            <w:r>
+              <w:rPr>
+                <w:sz w:val="24"/>
+                <w:szCs w:val="24"/>
+              </w:rPr>
+              <w:t xml:space="preserve"> {summary</w:t>
+            </w:r>
+            <w:proofErr w:type="gramStart"/>
+            <w:r>
+              <w:rPr>
+                <w:sz w:val="24"/>
+                <w:szCs w:val="24"/>
+              </w:rPr>
+              <w:t>4}{</w:t>
+            </w:r>
+            <w:proofErr w:type="gramEnd"/>
+            <w:r>
+              <w:rPr>
+                <w:sz w:val="24"/>
+                <w:szCs w:val="24"/>
+              </w:rPr>
+              <w:t>/summary4}</w:t>
             </w:r>
           </w:p>
           <w:p>
@@ -822,7 +1606,39 @@
                 <w:sz w:val="24"/>
                 <w:szCs w:val="24"/>
               </w:rPr>
-              <w:t>{#summary5}• {summary5}{/summary5}</w:t>
+              <w:t>{#summary</w:t>
+            </w:r>
+            <w:proofErr w:type="gramStart"/>
+            <w:r>
+              <w:rPr>
+                <w:sz w:val="24"/>
+                <w:szCs w:val="24"/>
+              </w:rPr>
+              <w:t>5}•</w:t>
+            </w:r>
+            <w:proofErr w:type="gramEnd"/>
+            <w:r>
+              <w:rPr>
+                <w:sz w:val="24"/>
+                <w:szCs w:val="24"/>
+              </w:rPr>
+              <w:t xml:space="preserve"> {summary</w:t>
+            </w:r>
+            <w:proofErr w:type="gramStart"/>
+            <w:r>
+              <w:rPr>
+                <w:sz w:val="24"/>
+                <w:szCs w:val="24"/>
+              </w:rPr>
+              <w:t>5}{</w:t>
+            </w:r>
+            <w:proofErr w:type="gramEnd"/>
+            <w:r>
+              <w:rPr>
+                <w:sz w:val="24"/>
+                <w:szCs w:val="24"/>
+              </w:rPr>
+              <w:t>/summary5}</w:t>
             </w:r>
           </w:p>
           <w:p>
@@ -1179,16 +1995,12 @@
                     <w:framePr w:hSpace="180" w:wrap="around" w:vAnchor="page" w:hAnchor="margin" w:x="-360" w:y="601"/>
                     <w:spacing w:before="120"/>
                     <w:rPr>
-                      <w:b/>
-                      <w:bCs/>
                       <w:sz w:val="24"/>
                       <w:szCs w:val="24"/>
                     </w:rPr>
                   </w:pPr>
                   <w:r>
                     <w:rPr>
-                      <w:b/>
-                      <w:bCs/>
                       <w:sz w:val="24"/>
                       <w:szCs w:val="24"/>
                     </w:rPr>
@@ -1201,16 +2013,12 @@
                     <w:keepLines/>
                     <w:framePr w:hSpace="180" w:wrap="around" w:vAnchor="page" w:hAnchor="margin" w:x="-360" w:y="601"/>
                     <w:rPr>
-                      <w:b/>
-                      <w:bCs/>
                       <w:sz w:val="24"/>
                       <w:szCs w:val="24"/>
                     </w:rPr>
                   </w:pPr>
                   <w:r>
                     <w:rPr>
-                      <w:b/>
-                      <w:bCs/>
                       <w:sz w:val="24"/>
                       <w:szCs w:val="24"/>
                     </w:rPr>
@@ -1322,43 +2130,39 @@
                 <w:sz w:val="21"/>
                 <w:szCs w:val="21"/>
               </w:rPr>
-              <w:t>{#task1}• {task1}{/task1}</w:t>
-            </w:r>
-          </w:p>
-          <w:p>
-            <w:pPr>
-              <w:keepNext/>
-              <w:keepLines/>
-              <w:ind w:left="180"/>
+              <w:t>{#task</w:t>
+            </w:r>
+            <w:proofErr w:type="gramStart"/>
+            <w:r>
               <w:rPr>
                 <w:sz w:val="21"/>
                 <w:szCs w:val="21"/>
               </w:rPr>
-            </w:pPr>
+              <w:t>1}•</w:t>
+            </w:r>
+            <w:proofErr w:type="gramEnd"/>
             <w:r>
               <w:rPr>
                 <w:sz w:val="21"/>
                 <w:szCs w:val="21"/>
               </w:rPr>
-              <w:t>{#task2}• {task2}{/task2}</w:t>
-            </w:r>
-          </w:p>
-          <w:p>
-            <w:pPr>
-              <w:keepNext/>
-              <w:keepLines/>
-              <w:ind w:left="180"/>
+              <w:t xml:space="preserve"> {task</w:t>
+            </w:r>
+            <w:proofErr w:type="gramStart"/>
+            <w:r>
               <w:rPr>
                 <w:sz w:val="21"/>
                 <w:szCs w:val="21"/>
               </w:rPr>
-            </w:pPr>
+              <w:t>1}{</w:t>
+            </w:r>
+            <w:proofErr w:type="gramEnd"/>
             <w:r>
               <w:rPr>
                 <w:sz w:val="21"/>
                 <w:szCs w:val="21"/>
               </w:rPr>
-              <w:t>{#task3}• {task3}{/task3}</w:t>
+              <w:t>/task1}</w:t>
             </w:r>
           </w:p>
           <w:p>
@@ -1376,25 +2180,189 @@
                 <w:sz w:val="21"/>
                 <w:szCs w:val="21"/>
               </w:rPr>
-              <w:t>{#task4}• {task4}{/task4}</w:t>
-            </w:r>
-          </w:p>
-          <w:p>
-            <w:pPr>
-              <w:keepNext/>
-              <w:keepLines/>
-              <w:ind w:left="180"/>
+              <w:t>{#task</w:t>
+            </w:r>
+            <w:proofErr w:type="gramStart"/>
+            <w:r>
               <w:rPr>
                 <w:sz w:val="21"/>
                 <w:szCs w:val="21"/>
               </w:rPr>
-            </w:pPr>
+              <w:t>2}•</w:t>
+            </w:r>
+            <w:proofErr w:type="gramEnd"/>
             <w:r>
               <w:rPr>
                 <w:sz w:val="21"/>
                 <w:szCs w:val="21"/>
               </w:rPr>
-              <w:t>{#task5}• {task5}{/task5}</w:t>
+              <w:t xml:space="preserve"> {task</w:t>
+            </w:r>
+            <w:proofErr w:type="gramStart"/>
+            <w:r>
+              <w:rPr>
+                <w:sz w:val="21"/>
+                <w:szCs w:val="21"/>
+              </w:rPr>
+              <w:t>2}{</w:t>
+            </w:r>
+            <w:proofErr w:type="gramEnd"/>
+            <w:r>
+              <w:rPr>
+                <w:sz w:val="21"/>
+                <w:szCs w:val="21"/>
+              </w:rPr>
+              <w:t>/task2}</w:t>
+            </w:r>
+          </w:p>
+          <w:p>
+            <w:pPr>
+              <w:keepNext/>
+              <w:keepLines/>
+              <w:ind w:left="180"/>
+              <w:rPr>
+                <w:sz w:val="21"/>
+                <w:szCs w:val="21"/>
+              </w:rPr>
+            </w:pPr>
+            <w:r>
+              <w:rPr>
+                <w:sz w:val="21"/>
+                <w:szCs w:val="21"/>
+              </w:rPr>
+              <w:t>{#task</w:t>
+            </w:r>
+            <w:proofErr w:type="gramStart"/>
+            <w:r>
+              <w:rPr>
+                <w:sz w:val="21"/>
+                <w:szCs w:val="21"/>
+              </w:rPr>
+              <w:t>3}•</w:t>
+            </w:r>
+            <w:proofErr w:type="gramEnd"/>
+            <w:r>
+              <w:rPr>
+                <w:sz w:val="21"/>
+                <w:szCs w:val="21"/>
+              </w:rPr>
+              <w:t xml:space="preserve"> {task</w:t>
+            </w:r>
+            <w:proofErr w:type="gramStart"/>
+            <w:r>
+              <w:rPr>
+                <w:sz w:val="21"/>
+                <w:szCs w:val="21"/>
+              </w:rPr>
+              <w:t>3}{</w:t>
+            </w:r>
+            <w:proofErr w:type="gramEnd"/>
+            <w:r>
+              <w:rPr>
+                <w:sz w:val="21"/>
+                <w:szCs w:val="21"/>
+              </w:rPr>
+              <w:t>/task3}</w:t>
+            </w:r>
+          </w:p>
+          <w:p>
+            <w:pPr>
+              <w:keepNext/>
+              <w:keepLines/>
+              <w:ind w:left="180"/>
+              <w:rPr>
+                <w:sz w:val="21"/>
+                <w:szCs w:val="21"/>
+              </w:rPr>
+            </w:pPr>
+            <w:r>
+              <w:rPr>
+                <w:sz w:val="21"/>
+                <w:szCs w:val="21"/>
+              </w:rPr>
+              <w:t>{#task</w:t>
+            </w:r>
+            <w:proofErr w:type="gramStart"/>
+            <w:r>
+              <w:rPr>
+                <w:sz w:val="21"/>
+                <w:szCs w:val="21"/>
+              </w:rPr>
+              <w:t>4}•</w:t>
+            </w:r>
+            <w:proofErr w:type="gramEnd"/>
+            <w:r>
+              <w:rPr>
+                <w:sz w:val="21"/>
+                <w:szCs w:val="21"/>
+              </w:rPr>
+              <w:t xml:space="preserve"> {task</w:t>
+            </w:r>
+            <w:proofErr w:type="gramStart"/>
+            <w:r>
+              <w:rPr>
+                <w:sz w:val="21"/>
+                <w:szCs w:val="21"/>
+              </w:rPr>
+              <w:t>4}{</w:t>
+            </w:r>
+            <w:proofErr w:type="gramEnd"/>
+            <w:r>
+              <w:rPr>
+                <w:sz w:val="21"/>
+                <w:szCs w:val="21"/>
+              </w:rPr>
+              <w:t>/task4}</w:t>
+            </w:r>
+          </w:p>
+          <w:p>
+            <w:pPr>
+              <w:keepNext/>
+              <w:keepLines/>
+              <w:ind w:left="180"/>
+              <w:rPr>
+                <w:sz w:val="21"/>
+                <w:szCs w:val="21"/>
+              </w:rPr>
+            </w:pPr>
+            <w:r>
+              <w:rPr>
+                <w:sz w:val="21"/>
+                <w:szCs w:val="21"/>
+              </w:rPr>
+              <w:t>{#task</w:t>
+            </w:r>
+            <w:proofErr w:type="gramStart"/>
+            <w:r>
+              <w:rPr>
+                <w:sz w:val="21"/>
+                <w:szCs w:val="21"/>
+              </w:rPr>
+              <w:t>5}•</w:t>
+            </w:r>
+            <w:proofErr w:type="gramEnd"/>
+            <w:r>
+              <w:rPr>
+                <w:sz w:val="21"/>
+                <w:szCs w:val="21"/>
+              </w:rPr>
+              <w:t xml:space="preserve"> {task</w:t>
+            </w:r>
+            <w:proofErr w:type="gramStart"/>
+            <w:r>
+              <w:rPr>
+                <w:sz w:val="21"/>
+                <w:szCs w:val="21"/>
+              </w:rPr>
+              <w:t>5}{</w:t>
+            </w:r>
+            <w:proofErr w:type="gramEnd"/>
+            <w:r>
+              <w:rPr>
+                <w:sz w:val="21"/>
+                <w:szCs w:val="21"/>
+              </w:rPr>
+              <w:t>/task5}</w:t>
             </w:r>
           </w:p>
           <w:p>
@@ -1566,16 +2534,12 @@
                     <w:framePr w:hSpace="180" w:wrap="around" w:vAnchor="page" w:hAnchor="margin" w:x="-360" w:y="601"/>
                     <w:spacing w:before="120" w:line="240" w:lineRule="auto"/>
                     <w:rPr>
-                      <w:b/>
-                      <w:bCs/>
                       <w:sz w:val="24"/>
                       <w:szCs w:val="24"/>
                     </w:rPr>
                   </w:pPr>
                   <w:r>
                     <w:rPr>
-                      <w:b/>
-                      <w:bCs/>
                       <w:sz w:val="24"/>
                       <w:szCs w:val="24"/>
                     </w:rPr>
@@ -1589,16 +2553,12 @@
                     <w:framePr w:hSpace="180" w:wrap="around" w:vAnchor="page" w:hAnchor="margin" w:x="-360" w:y="601"/>
                     <w:spacing w:line="240" w:lineRule="auto"/>
                     <w:rPr>
-                      <w:b/>
-                      <w:bCs/>
                       <w:sz w:val="24"/>
                       <w:szCs w:val="24"/>
                     </w:rPr>
                   </w:pPr>
                   <w:r>
                     <w:rPr>
-                      <w:b/>
-                      <w:bCs/>
                       <w:sz w:val="24"/>
                       <w:szCs w:val="24"/>
                     </w:rPr>
@@ -1709,7 +2669,15 @@
                       <w:sz w:val="24"/>
                       <w:szCs w:val="24"/>
                     </w:rPr>
-                    <w:t>Graduated:</w:t>
+                    <w:t>Graduated</w:t>
+                  </w:r>
+                  <w:proofErr w:type="gramStart"/>
+                  <w:r>
+                    <w:rPr>
+                      <w:sz w:val="24"/>
+                      <w:szCs w:val="24"/>
+                    </w:rPr>
+                    <w:t>:</w:t>
                   </w:r>
                   <w:r>
                     <w:rPr>
@@ -1726,6 +2694,7 @@
                     <w:t xml:space="preserve"> {</w:t>
                   </w:r>
                   <w:proofErr w:type="spellStart"/>
+                  <w:proofErr w:type="gramEnd"/>
                   <w:r>
                     <w:rPr>
                       <w:sz w:val="24"/>

--- a/public/templates/TemplateD.docx
+++ b/public/templates/TemplateD.docx
@@ -2119,7 +2119,7 @@
             <w:pPr>
               <w:keepNext/>
               <w:keepLines/>
-              <w:ind w:left="180"/>
+              <w:ind w:left="360" w:hanging="180"/>
               <w:rPr>
                 <w:sz w:val="21"/>
                 <w:szCs w:val="21"/>
@@ -2169,7 +2169,7 @@
             <w:pPr>
               <w:keepNext/>
               <w:keepLines/>
-              <w:ind w:left="180"/>
+              <w:ind w:left="360" w:hanging="180"/>
               <w:rPr>
                 <w:sz w:val="21"/>
                 <w:szCs w:val="21"/>
@@ -2219,7 +2219,7 @@
             <w:pPr>
               <w:keepNext/>
               <w:keepLines/>
-              <w:ind w:left="180"/>
+              <w:ind w:left="360" w:hanging="180"/>
               <w:rPr>
                 <w:sz w:val="21"/>
                 <w:szCs w:val="21"/>
@@ -2269,7 +2269,7 @@
             <w:pPr>
               <w:keepNext/>
               <w:keepLines/>
-              <w:ind w:left="180"/>
+              <w:ind w:left="360" w:hanging="180"/>
               <w:rPr>
                 <w:sz w:val="21"/>
                 <w:szCs w:val="21"/>
@@ -2319,7 +2319,7 @@
             <w:pPr>
               <w:keepNext/>
               <w:keepLines/>
-              <w:ind w:left="180"/>
+              <w:ind w:left="360" w:hanging="180"/>
               <w:rPr>
                 <w:sz w:val="21"/>
                 <w:szCs w:val="21"/>

--- a/public/templates/TemplateD.docx
+++ b/public/templates/TemplateD.docx
@@ -2772,13 +2772,61 @@
       </w:pPr>
     </w:p>
     <w:sectPr>
+      <w:headerReference w:type="default" r:id="rId6"/>
       <w:pgSz w:w="12240" w:h="15840"/>
       <w:pgMar w:top="720" w:right="720" w:bottom="720" w:left="720" w:header="720" w:footer="720" w:gutter="0"/>
       <w:cols w:space="720"/>
       <w:docGrid w:linePitch="360"/>
+      <w:pgNumType w:start="1"/>
     </w:sectPr>
   </w:body>
 </w:document>
+</file>
+
+<file path=word/header1.xml><?xml version="1.0" encoding="utf-8"?>
+<w:hdr xmlns:w="http://schemas.openxmlformats.org/wordprocessingml/2006/main" xmlns:r="http://schemas.openxmlformats.org/officeDocument/2006/relationships" xmlns:mc="http://schemas.openxmlformats.org/markup-compatibility/2006" mc:Ignorable="w14 w15 w16se w16cid w16 w16cex w16sdtdh w16sdtfl w16du wp14">
+  <w:p>
+    <w:pPr>
+      <w:pStyle w:val="Header"/>
+      <w:tabStops>
+        <w:tab w:val="right" w:pos="10560"/>
+      </w:tabStops>
+      <w:pBdr>
+        <w:bottom w:val="single" w:sz="4" w:space="1" w:color="CCCCCC"/>
+      </w:pBdr>
+    </w:pPr>
+    <w:r>
+      <w:rPr>
+        <w:b/>
+        <w:sz w:val="16"/>
+        <w:color w:val="333333"/>
+      </w:rPr>
+      <w:t>{name}</w:t>
+    </w:r>
+    <w:r>
+      <w:tab/>
+    </w:r>
+    <w:r>
+      <w:fldChar w:fldCharType="begin"/>
+    </w:r>
+    <w:r>
+      <w:instrText xml:space="preserve"> PAGE </w:instrText>
+    </w:r>
+    <w:r>
+      <w:fldChar w:fldCharType="separate"/>
+    </w:r>
+    <w:r>
+      <w:rPr>
+        <w:sz w:val="16"/>
+        <w:color w:val="666666"/>
+      </w:rPr>
+      <w:t>1</w:t>
+    </w:r>
+    <w:r>
+      <w:fldChar w:fldCharType="end"/>
+    </w:r>
+  </w:p>
+</w:hdr>
 </file>
 
 <file path=word/styles.xml><?xml version="1.0" encoding="utf-8"?>

--- a/public/templates/TemplateD.docx
+++ b/public/templates/TemplateD.docx
@@ -2772,9 +2772,13 @@
       </w:pPr>
     </w:p>
     <w:sectPr>
+      <w:titlePg/>
+      <w:headerReference w:type="first" r:id="rId7"/>
       <w:headerReference w:type="default" r:id="rId6"/>
+      <w:footerReference w:type="first" r:id="rId9"/>
+      <w:footerReference w:type="default" r:id="rId8"/>
       <w:pgSz w:w="12240" w:h="15840"/>
-      <w:pgMar w:top="720" w:right="720" w:bottom="720" w:left="720" w:header="720" w:footer="720" w:gutter="0"/>
+      <w:pgMar w:top="960" w:right="720" w:bottom="720" w:left="720" w:header="0" w:footer="0" w:gutter="0"/>
       <w:cols w:space="720"/>
       <w:docGrid w:linePitch="360"/>
       <w:pgNumType w:start="1"/>
@@ -2783,50 +2787,88 @@
 </w:document>
 </file>
 
-<file path=word/header1.xml><?xml version="1.0" encoding="utf-8"?>
-<w:hdr xmlns:w="http://schemas.openxmlformats.org/wordprocessingml/2006/main" xmlns:r="http://schemas.openxmlformats.org/officeDocument/2006/relationships" xmlns:mc="http://schemas.openxmlformats.org/markup-compatibility/2006" mc:Ignorable="w14 w15 w16se w16cid w16 w16cex w16sdtdh w16sdtfl w16du wp14">
+<file path=word/footer1.xml><?xml version="1.0" encoding="utf-8"?>
+<w:ftr xmlns:w="http://schemas.openxmlformats.org/wordprocessingml/2006/main" xmlns:r="http://schemas.openxmlformats.org/officeDocument/2006/relationships" xmlns:v="urn:schemas-microsoft-com:vml" xmlns:o="urn:schemas-microsoft-com:office:office" xmlns:mc="http://schemas.openxmlformats.org/markup-compatibility/2006" mc:Ignorable="w14 w15 w16se w16cid w16 w16cex w16sdtdh w16sdtfl w16du wp14">
   <w:p>
     <w:pPr>
-      <w:pStyle w:val="Header"/>
-      <w:tabStops>
-        <w:tab w:val="right" w:pos="10560"/>
-      </w:tabStops>
-      <w:pBdr>
-        <w:bottom w:val="single" w:sz="4" w:space="1" w:color="CCCCCC"/>
-      </w:pBdr>
+      <w:spacing w:before="0" w:after="0"/>
+    </w:pPr>
+    <w:pict>
+      <v:shape id="cornerMarkerOverlay" o:spid="_x0000_s1026" type="#_x0000_t202" filled="f" stroked="f" style="width:2.75in;height:0.55in;position:absolute;mso-position-horizontal-relative:page;mso-position-horizontal:right;margin-right:0.35in;mso-position-vertical-relative:page;top:0.18in;mso-wrap-style:none">
+        <v:textbox style="mso-fit-shape-to-text:t;" insetmode="auto">
+          <w:txbxContent>
+            <w:p>
+              <w:pPr>
+                <w:spacing w:before="0" w:after="0"/>
+                <w:jc w:val="right"/>
+              </w:pPr>
+              <w:r>
+                <w:rPr>
+                  <w:sz w:val="14"/>
+                  <w:color w:val="666666"/>
+                </w:rPr>
+                <w:t>{name}</w:t>
+              </w:r>
+              <w:r>
+                <w:br/>
+              </w:r>
+              <w:r>
+                <w:rPr>
+                  <w:sz w:val="14"/>
+                  <w:color w:val="999999"/>
+                </w:rPr>
+                <w:t>Page </w:t>
+              </w:r>
+              <w:r>
+                <w:fldChar w:fldCharType="begin"/>
+              </w:r>
+              <w:r>
+                <w:instrText xml:space="preserve"> PAGE </w:instrText>
+              </w:r>
+              <w:r>
+                <w:fldChar w:fldCharType="separate"/>
+              </w:r>
+              <w:r>
+                <w:rPr>
+                  <w:sz w:val="14"/>
+                  <w:color w:val="999999"/>
+                </w:rPr>
+                <w:t>1</w:t>
+              </w:r>
+              <w:r>
+                <w:fldChar w:fldCharType="end"/>
+              </w:r>
+            </w:p>
+          </w:txbxContent>
+        </v:textbox>
+      </v:shape>
+    </w:pict>
+  </w:p>
+</w:ftr>
+</file>
+
+<file path=word/footer2.xml><?xml version="1.0" encoding="utf-8"?>
+<w:ftr xmlns:w="http://schemas.openxmlformats.org/wordprocessingml/2006/main"/>
+</file>
+
+<file path=word/header1.xml><?xml version="1.0" encoding="utf-8"?>
+<w:hdr xmlns:w="http://schemas.openxmlformats.org/wordprocessingml/2006/main">
+  <w:p>
+    <w:pPr>
+      <w:spacing w:before="0" w:after="240"/>
     </w:pPr>
     <w:r>
       <w:rPr>
-        <w:b/>
-        <w:sz w:val="16"/>
-        <w:color w:val="333333"/>
+        <w:sz w:val="2"/>
       </w:rPr>
-      <w:t>{name}</w:t>
-    </w:r>
-    <w:r>
-      <w:tab/>
-    </w:r>
-    <w:r>
-      <w:fldChar w:fldCharType="begin"/>
-    </w:r>
-    <w:r>
-      <w:instrText xml:space="preserve"> PAGE </w:instrText>
-    </w:r>
-    <w:r>
-      <w:fldChar w:fldCharType="separate"/>
-    </w:r>
-    <w:r>
-      <w:rPr>
-        <w:sz w:val="16"/>
-        <w:color w:val="666666"/>
-      </w:rPr>
-      <w:t>1</w:t>
-    </w:r>
-    <w:r>
-      <w:fldChar w:fldCharType="end"/>
+      <w:t/>
     </w:r>
   </w:p>
 </w:hdr>
+</file>
+
+<file path=word/header2.xml><?xml version="1.0" encoding="utf-8"?>
+<w:hdr xmlns:w="http://schemas.openxmlformats.org/wordprocessingml/2006/main"/>
 </file>
 
 <file path=word/styles.xml><?xml version="1.0" encoding="utf-8"?>

--- a/public/templates/TemplateD.docx
+++ b/public/templates/TemplateD.docx
@@ -2778,7 +2778,7 @@
       <w:footerReference w:type="first" r:id="rId9"/>
       <w:footerReference w:type="default" r:id="rId8"/>
       <w:pgSz w:w="12240" w:h="15840"/>
-      <w:pgMar w:top="960" w:right="720" w:bottom="720" w:left="720" w:header="0" w:footer="0" w:gutter="0"/>
+      <w:pgMar w:top="1200" w:right="720" w:bottom="720" w:left="720" w:header="0" w:footer="0" w:gutter="0"/>
       <w:cols w:space="720"/>
       <w:docGrid w:linePitch="360"/>
       <w:pgNumType w:start="1"/>
@@ -2794,7 +2794,7 @@
       <w:spacing w:before="0" w:after="0"/>
     </w:pPr>
     <w:pict>
-      <v:shape id="cornerMarkerOverlay" o:spid="_x0000_s1026" type="#_x0000_t202" filled="f" stroked="f" style="width:2.75in;height:0.55in;position:absolute;mso-position-horizontal-relative:page;mso-position-horizontal:right;margin-right:0.35in;mso-position-vertical-relative:page;top:0.18in;mso-wrap-style:none">
+      <v:shape id="cornerMarkerOverlay" o:spid="_x0000_s1026" type="#_x0000_t202" filled="t" fillcolor="#FFFFFF" stroked="f" style="width:2.75in;height:0.55in;position:absolute;mso-position-horizontal-relative:page;mso-position-horizontal:right;margin-right:0.35in;mso-position-vertical-relative:page;top:0.18in;mso-wrap-style:none">
         <v:textbox style="mso-fit-shape-to-text:t;" insetmode="auto">
           <w:txbxContent>
             <w:p>
@@ -2804,8 +2804,9 @@
               </w:pPr>
               <w:r>
                 <w:rPr>
+                  <w:b/>
                   <w:sz w:val="14"/>
-                  <w:color w:val="666666"/>
+                  <w:color w:val="222222"/>
                 </w:rPr>
                 <w:t>{name}</w:t>
               </w:r>
@@ -2814,8 +2815,9 @@
               </w:r>
               <w:r>
                 <w:rPr>
+                  <w:b/>
                   <w:sz w:val="14"/>
-                  <w:color w:val="999999"/>
+                  <w:color w:val="444444"/>
                 </w:rPr>
                 <w:t>Page </w:t>
               </w:r>

--- a/public/templates/TemplateD.docx
+++ b/public/templates/TemplateD.docx
@@ -2773,8 +2773,6 @@
     </w:p>
     <w:sectPr>
       <w:titlePg/>
-      <w:headerReference w:type="first" r:id="rId7"/>
-      <w:headerReference w:type="default" r:id="rId6"/>
       <w:footerReference w:type="first" r:id="rId9"/>
       <w:footerReference w:type="default" r:id="rId8"/>
       <w:pgSz w:w="12240" w:h="15840"/>
@@ -2794,7 +2792,7 @@
       <w:spacing w:before="0" w:after="0"/>
     </w:pPr>
     <w:pict>
-      <v:shape id="cornerMarkerOverlay" o:spid="_x0000_s1026" type="#_x0000_t202" filled="t" fillcolor="#FFFFFF" stroked="f" style="width:2.75in;height:0.55in;position:absolute;mso-position-horizontal-relative:page;mso-position-horizontal:right;margin-right:0.35in;mso-position-vertical-relative:page;top:0.18in;mso-wrap-style:none">
+      <v:shape id="cornerMarkerOverlay" o:spid="_x0000_s1026" type="#_x0000_t202" filled="f" stroked="f" style="width:2.75in;height:0.55in;position:absolute;mso-position-horizontal-relative:page;mso-position-horizontal:right;margin-right:0.35in;mso-position-vertical-relative:page;top:0.12in;mso-wrap-style:none">
         <v:textbox style="mso-fit-shape-to-text:t;" insetmode="auto">
           <w:txbxContent>
             <w:p>
@@ -2804,9 +2802,8 @@
               </w:pPr>
               <w:r>
                 <w:rPr>
-                  <w:b/>
                   <w:sz w:val="14"/>
-                  <w:color w:val="222222"/>
+                  <w:color w:val="666666"/>
                 </w:rPr>
                 <w:t>{name}</w:t>
               </w:r>
@@ -2815,9 +2812,8 @@
               </w:r>
               <w:r>
                 <w:rPr>
-                  <w:b/>
                   <w:sz w:val="14"/>
-                  <w:color w:val="444444"/>
+                  <w:color w:val="999999"/>
                 </w:rPr>
                 <w:t>Page </w:t>
               </w:r>
@@ -2851,26 +2847,6 @@
 
 <file path=word/footer2.xml><?xml version="1.0" encoding="utf-8"?>
 <w:ftr xmlns:w="http://schemas.openxmlformats.org/wordprocessingml/2006/main"/>
-</file>
-
-<file path=word/header1.xml><?xml version="1.0" encoding="utf-8"?>
-<w:hdr xmlns:w="http://schemas.openxmlformats.org/wordprocessingml/2006/main">
-  <w:p>
-    <w:pPr>
-      <w:spacing w:before="0" w:after="240"/>
-    </w:pPr>
-    <w:r>
-      <w:rPr>
-        <w:sz w:val="2"/>
-      </w:rPr>
-      <w:t/>
-    </w:r>
-  </w:p>
-</w:hdr>
-</file>
-
-<file path=word/header2.xml><?xml version="1.0" encoding="utf-8"?>
-<w:hdr xmlns:w="http://schemas.openxmlformats.org/wordprocessingml/2006/main"/>
 </file>
 
 <file path=word/styles.xml><?xml version="1.0" encoding="utf-8"?>

--- a/public/templates/TemplateD.docx
+++ b/public/templates/TemplateD.docx
@@ -2792,7 +2792,7 @@
       <w:spacing w:before="0" w:after="0"/>
     </w:pPr>
     <w:pict>
-      <v:shape id="cornerMarkerOverlay" o:spid="_x0000_s1026" type="#_x0000_t202" filled="f" stroked="f" style="width:2.75in;height:0.55in;position:absolute;mso-position-horizontal-relative:page;mso-position-horizontal:right;margin-right:0.35in;mso-position-vertical-relative:page;top:0.12in;mso-wrap-style:none">
+      <v:shape id="cornerMarkerOverlay" o:spid="_x0000_s1026" type="#_x0000_t202" filled="f" stroked="f" style="width:2.75in;height:0.55in;position:absolute;mso-position-horizontal-relative:page;mso-position-horizontal:right;margin-right:0.55in;mso-position-vertical-relative:page;top:0.12in;mso-wrap-style:none">
         <v:textbox style="mso-fit-shape-to-text:t;" insetmode="auto">
           <w:txbxContent>
             <w:p>

--- a/public/templates/TemplateD.docx
+++ b/public/templates/TemplateD.docx
@@ -2792,7 +2792,7 @@
       <w:spacing w:before="0" w:after="0"/>
     </w:pPr>
     <w:pict>
-      <v:shape id="cornerMarkerOverlay" o:spid="_x0000_s1026" type="#_x0000_t202" filled="f" stroked="f" style="width:2.75in;height:0.55in;position:absolute;mso-position-horizontal-relative:page;mso-position-horizontal:right;margin-right:0.55in;mso-position-vertical-relative:page;top:0.12in;mso-wrap-style:none">
+      <v:shape id="cornerMarkerOverlay" o:spid="_x0000_s1026" type="#_x0000_t202" filled="f" stroked="f" style="width:2.75in;height:0.55in;position:absolute;mso-position-horizontal-relative:page;mso-position-horizontal:right;margin-right:0.65in;mso-position-vertical-relative:page;top:0.12in;mso-wrap-style:none">
         <v:textbox style="mso-fit-shape-to-text:t;" insetmode="auto">
           <w:txbxContent>
             <w:p>

--- a/public/templates/TemplateD.docx
+++ b/public/templates/TemplateD.docx
@@ -2773,8 +2773,8 @@
     </w:p>
     <w:sectPr>
       <w:titlePg/>
-      <w:footerReference w:type="first" r:id="rId9"/>
-      <w:footerReference w:type="default" r:id="rId8"/>
+      <w:headerReference w:type="first" r:id="rId7"/>
+      <w:headerReference w:type="default" r:id="rId6"/>
       <w:pgSz w:w="12240" w:h="15840"/>
       <w:pgMar w:top="1200" w:right="720" w:bottom="720" w:left="720" w:header="0" w:footer="0" w:gutter="0"/>
       <w:cols w:space="720"/>
@@ -2785,8 +2785,8 @@
 </w:document>
 </file>
 
-<file path=word/footer1.xml><?xml version="1.0" encoding="utf-8"?>
-<w:ftr xmlns:w="http://schemas.openxmlformats.org/wordprocessingml/2006/main" xmlns:r="http://schemas.openxmlformats.org/officeDocument/2006/relationships" xmlns:v="urn:schemas-microsoft-com:vml" xmlns:o="urn:schemas-microsoft-com:office:office" xmlns:mc="http://schemas.openxmlformats.org/markup-compatibility/2006" mc:Ignorable="w14 w15 w16se w16cid w16 w16cex w16sdtdh w16sdtfl w16du wp14">
+<file path=word/header1.xml><?xml version="1.0" encoding="utf-8"?>
+<w:hdr xmlns:w="http://schemas.openxmlformats.org/wordprocessingml/2006/main" xmlns:r="http://schemas.openxmlformats.org/officeDocument/2006/relationships" xmlns:v="urn:schemas-microsoft-com:vml" xmlns:o="urn:schemas-microsoft-com:office:office" xmlns:mc="http://schemas.openxmlformats.org/markup-compatibility/2006" mc:Ignorable="w14 w15 w16se w16cid w16 w16cex w16sdtdh w16sdtfl w16du wp14">
   <w:p>
     <w:pPr>
       <w:spacing w:before="0" w:after="0"/>
@@ -2802,6 +2802,7 @@
               </w:pPr>
               <w:r>
                 <w:rPr>
+                  <w:b/>
                   <w:sz w:val="14"/>
                   <w:color w:val="666666"/>
                 </w:rPr>
@@ -2812,6 +2813,7 @@
               </w:r>
               <w:r>
                 <w:rPr>
+                  <w:b/>
                   <w:sz w:val="14"/>
                   <w:color w:val="999999"/>
                 </w:rPr>
@@ -2828,6 +2830,7 @@
               </w:r>
               <w:r>
                 <w:rPr>
+                  <w:b/>
                   <w:sz w:val="14"/>
                   <w:color w:val="999999"/>
                 </w:rPr>
@@ -2842,11 +2845,11 @@
       </v:shape>
     </w:pict>
   </w:p>
-</w:ftr>
+</w:hdr>
 </file>
 
-<file path=word/footer2.xml><?xml version="1.0" encoding="utf-8"?>
-<w:ftr xmlns:w="http://schemas.openxmlformats.org/wordprocessingml/2006/main"/>
+<file path=word/header2.xml><?xml version="1.0" encoding="utf-8"?>
+<w:hdr xmlns:w="http://schemas.openxmlformats.org/wordprocessingml/2006/main"/>
 </file>
 
 <file path=word/styles.xml><?xml version="1.0" encoding="utf-8"?>

--- a/public/templates/TemplateD.docx
+++ b/public/templates/TemplateD.docx
@@ -2773,10 +2773,10 @@
     </w:p>
     <w:sectPr>
       <w:titlePg/>
-      <w:footerReference w:type="first" r:id="rId9"/>
-      <w:footerReference w:type="default" r:id="rId8"/>
+      <w:headerReference w:type="first" r:id="rId7"/>
+      <w:headerReference w:type="default" r:id="rId6"/>
       <w:pgSz w:w="12240" w:h="15840"/>
-      <w:pgMar w:top="1200" w:right="720" w:bottom="720" w:left="720" w:header="0" w:footer="0" w:gutter="0"/>
+      <w:pgMar w:top="1200" w:right="720" w:bottom="720" w:left="720" w:header="180" w:footer="0" w:gutter="0"/>
       <w:cols w:space="720"/>
       <w:docGrid w:linePitch="360"/>
       <w:pgNumType w:start="1"/>
@@ -2785,68 +2785,53 @@
 </w:document>
 </file>
 
-<file path=word/footer1.xml><?xml version="1.0" encoding="utf-8"?>
-<w:ftr xmlns:w="http://schemas.openxmlformats.org/wordprocessingml/2006/main" xmlns:r="http://schemas.openxmlformats.org/officeDocument/2006/relationships" xmlns:v="urn:schemas-microsoft-com:vml" xmlns:o="urn:schemas-microsoft-com:office:office" xmlns:mc="http://schemas.openxmlformats.org/markup-compatibility/2006" mc:Ignorable="w14 w15 w16se w16cid w16 w16cex w16sdtdh w16sdtfl w16du wp14">
+<file path=word/header1.xml><?xml version="1.0" encoding="utf-8"?>
+<w:hdr xmlns:w="http://schemas.openxmlformats.org/wordprocessingml/2006/main">
   <w:p>
     <w:pPr>
       <w:spacing w:before="0" w:after="0"/>
+      <w:jc w:val="right"/>
     </w:pPr>
-    <w:pict>
-      <v:shape id="cornerMarkerOverlay" o:spid="_x0000_s1026" type="#_x0000_t202" filled="f" stroked="f" style="width:2.75in;height:0.55in;position:absolute;mso-position-horizontal-relative:page;mso-position-horizontal:right;margin-right:0.65in;mso-position-vertical-relative:page;top:0.12in;mso-wrap-style:none">
-        <v:textbox style="mso-fit-shape-to-text:t;" insetmode="auto">
-          <w:txbxContent>
-            <w:p>
-              <w:pPr>
-                <w:spacing w:before="0" w:after="0"/>
-                <w:jc w:val="right"/>
-              </w:pPr>
-              <w:r>
-                <w:rPr>
-                  <w:sz w:val="14"/>
-                  <w:color w:val="666666"/>
-                </w:rPr>
-                <w:t>{name}</w:t>
-              </w:r>
-              <w:r>
-                <w:br/>
-              </w:r>
-              <w:r>
-                <w:rPr>
-                  <w:sz w:val="14"/>
-                  <w:color w:val="999999"/>
-                </w:rPr>
-                <w:t>Page </w:t>
-              </w:r>
-              <w:r>
-                <w:fldChar w:fldCharType="begin"/>
-              </w:r>
-              <w:r>
-                <w:instrText xml:space="preserve"> PAGE </w:instrText>
-              </w:r>
-              <w:r>
-                <w:fldChar w:fldCharType="separate"/>
-              </w:r>
-              <w:r>
-                <w:rPr>
-                  <w:sz w:val="14"/>
-                  <w:color w:val="999999"/>
-                </w:rPr>
-                <w:t>1</w:t>
-              </w:r>
-              <w:r>
-                <w:fldChar w:fldCharType="end"/>
-              </w:r>
-            </w:p>
-          </w:txbxContent>
-        </v:textbox>
-      </v:shape>
-    </w:pict>
+    <w:r>
+      <w:rPr>
+        <w:b/>
+        <w:sz w:val="16"/>
+        <w:color w:val="333333"/>
+      </w:rPr>
+      <w:t>{name}</w:t>
+    </w:r>
+    <w:r>
+      <w:rPr>
+        <w:sz w:val="16"/>
+        <w:color w:val="666666"/>
+      </w:rPr>
+      <w:t xml:space="preserve">  |  Page </w:t>
+    </w:r>
+    <w:r>
+      <w:fldChar w:fldCharType="begin"/>
+    </w:r>
+    <w:r>
+      <w:instrText xml:space="preserve"> PAGE </w:instrText>
+    </w:r>
+    <w:r>
+      <w:fldChar w:fldCharType="separate"/>
+    </w:r>
+    <w:r>
+      <w:rPr>
+        <w:sz w:val="16"/>
+        <w:color w:val="666666"/>
+      </w:rPr>
+      <w:t>2</w:t>
+    </w:r>
+    <w:r>
+      <w:fldChar w:fldCharType="end"/>
+    </w:r>
   </w:p>
-</w:ftr>
+</w:hdr>
 </file>
 
-<file path=word/footer2.xml><?xml version="1.0" encoding="utf-8"?>
-<w:ftr xmlns:w="http://schemas.openxmlformats.org/wordprocessingml/2006/main"/>
+<file path=word/header2.xml><?xml version="1.0" encoding="utf-8"?>
+<w:hdr xmlns:w="http://schemas.openxmlformats.org/wordprocessingml/2006/main"/>
 </file>
 
 <file path=word/styles.xml><?xml version="1.0" encoding="utf-8"?>

--- a/public/templates/TemplateD.docx
+++ b/public/templates/TemplateD.docx
@@ -2790,6 +2790,7 @@
   <w:p>
     <w:pPr>
       <w:spacing w:before="0" w:after="0"/>
+      <w:ind w:right="720"/>
       <w:jc w:val="right"/>
     </w:pPr>
     <w:r>
